--- a/QED Course/Lesson 76 Lamb Shift.docx
+++ b/QED Course/Lesson 76 Lamb Shift.docx
@@ -143,15 +143,13 @@
         <w:tblLook w:firstColumn="1" w:firstRow="1" w:lastColumn="0" w:lastRow="0" w:noHBand="0" w:noVBand="1" w:val="04A0"/>
       </w:tblPr>
       <w:tblGrid>
-        <w:gridCol w:w="2448"/>
-        <w:gridCol w:w="2448"/>
-        <w:gridCol w:w="2448"/>
-        <w:gridCol w:w="2448"/>
+        <w:gridCol w:w="2160"/>
+        <w:gridCol w:w="7632"/>
       </w:tblGrid>
       <w:tr>
         <w:tc>
           <w:tcPr>
-            <w:tcW w:type="dxa" w:w="2448"/>
+            <w:tcW w:type="dxa" w:w="2160"/>
             <w:shd w:fill="1F4E78"/>
             <w:vAlign w:val="center"/>
             <w:tcMar>
@@ -173,7 +171,7 @@
         </w:tc>
         <w:tc>
           <w:tcPr>
-            <w:tcW w:type="dxa" w:w="2448"/>
+            <w:tcW w:type="dxa" w:w="7632"/>
             <w:shd w:fill="1F4E78"/>
             <w:vAlign w:val="center"/>
             <w:tcMar>
@@ -193,53 +191,11 @@
             </w:r>
           </w:p>
         </w:tc>
-        <w:tc>
-          <w:tcPr>
-            <w:tcW w:type="dxa" w:w="2448"/>
-            <w:shd w:fill="1F4E78"/>
-            <w:vAlign w:val="center"/>
-            <w:tcMar>
-              <w:top w:w="100" w:type="dxa"/>
-              <w:start w:w="100" w:type="dxa"/>
-              <w:bottom w:w="100" w:type="dxa"/>
-              <w:end w:w="100" w:type="dxa"/>
-            </w:tcMar>
-          </w:tcPr>
-          <w:p>
-            <w:r>
-              <w:rPr>
-                <w:b/>
-                <w:color w:val="FFFFFF"/>
-              </w:rPr>
-            </w:r>
-          </w:p>
-        </w:tc>
-        <w:tc>
-          <w:tcPr>
-            <w:tcW w:type="dxa" w:w="2448"/>
-            <w:shd w:fill="1F4E78"/>
-            <w:vAlign w:val="center"/>
-            <w:tcMar>
-              <w:top w:w="100" w:type="dxa"/>
-              <w:start w:w="100" w:type="dxa"/>
-              <w:bottom w:w="100" w:type="dxa"/>
-              <w:end w:w="100" w:type="dxa"/>
-            </w:tcMar>
-          </w:tcPr>
-          <w:p>
-            <w:r>
-              <w:rPr>
-                <w:b/>
-                <w:color w:val="FFFFFF"/>
-              </w:rPr>
-            </w:r>
-          </w:p>
-        </w:tc>
       </w:tr>
       <w:tr>
         <w:tc>
           <w:tcPr>
-            <w:tcW w:type="dxa" w:w="2448"/>
+            <w:tcW w:type="dxa" w:w="2160"/>
             <w:vAlign w:val="center"/>
             <w:tcMar>
               <w:top w:w="100" w:type="dxa"/>
@@ -256,7 +212,7 @@
         </w:tc>
         <w:tc>
           <w:tcPr>
-            <w:tcW w:type="dxa" w:w="2448"/>
+            <w:tcW w:type="dxa" w:w="7632"/>
             <w:vAlign w:val="center"/>
             <w:tcMar>
               <w:top w:w="100" w:type="dxa"/>
@@ -271,37 +227,11 @@
             </w:r>
           </w:p>
         </w:tc>
-        <w:tc>
-          <w:tcPr>
-            <w:tcW w:type="dxa" w:w="2448"/>
-            <w:vAlign w:val="center"/>
-            <w:tcMar>
-              <w:top w:w="100" w:type="dxa"/>
-              <w:start w:w="100" w:type="dxa"/>
-              <w:bottom w:w="100" w:type="dxa"/>
-              <w:end w:w="100" w:type="dxa"/>
-            </w:tcMar>
-          </w:tcPr>
-          <w:p/>
-        </w:tc>
-        <w:tc>
-          <w:tcPr>
-            <w:tcW w:type="dxa" w:w="2448"/>
-            <w:vAlign w:val="center"/>
-            <w:tcMar>
-              <w:top w:w="100" w:type="dxa"/>
-              <w:start w:w="100" w:type="dxa"/>
-              <w:bottom w:w="100" w:type="dxa"/>
-              <w:end w:w="100" w:type="dxa"/>
-            </w:tcMar>
-          </w:tcPr>
-          <w:p/>
-        </w:tc>
       </w:tr>
       <w:tr>
         <w:tc>
           <w:tcPr>
-            <w:tcW w:type="dxa" w:w="2448"/>
+            <w:tcW w:type="dxa" w:w="2160"/>
             <w:vAlign w:val="center"/>
             <w:shd w:fill="EAF2F8"/>
             <w:tcMar>
@@ -319,7 +249,7 @@
         </w:tc>
         <w:tc>
           <w:tcPr>
-            <w:tcW w:type="dxa" w:w="2448"/>
+            <w:tcW w:type="dxa" w:w="7632"/>
             <w:vAlign w:val="center"/>
             <w:shd w:fill="EAF2F8"/>
             <w:tcMar>
@@ -335,39 +265,11 @@
             </w:r>
           </w:p>
         </w:tc>
-        <w:tc>
-          <w:tcPr>
-            <w:tcW w:type="dxa" w:w="2448"/>
-            <w:vAlign w:val="center"/>
-            <w:shd w:fill="EAF2F8"/>
-            <w:tcMar>
-              <w:top w:w="100" w:type="dxa"/>
-              <w:start w:w="100" w:type="dxa"/>
-              <w:bottom w:w="100" w:type="dxa"/>
-              <w:end w:w="100" w:type="dxa"/>
-            </w:tcMar>
-          </w:tcPr>
-          <w:p/>
-        </w:tc>
-        <w:tc>
-          <w:tcPr>
-            <w:tcW w:type="dxa" w:w="2448"/>
-            <w:vAlign w:val="center"/>
-            <w:shd w:fill="EAF2F8"/>
-            <w:tcMar>
-              <w:top w:w="100" w:type="dxa"/>
-              <w:start w:w="100" w:type="dxa"/>
-              <w:bottom w:w="100" w:type="dxa"/>
-              <w:end w:w="100" w:type="dxa"/>
-            </w:tcMar>
-          </w:tcPr>
-          <w:p/>
-        </w:tc>
       </w:tr>
       <w:tr>
         <w:tc>
           <w:tcPr>
-            <w:tcW w:type="dxa" w:w="2448"/>
+            <w:tcW w:type="dxa" w:w="2160"/>
             <w:vAlign w:val="center"/>
             <w:tcMar>
               <w:top w:w="100" w:type="dxa"/>
@@ -384,7 +286,7 @@
         </w:tc>
         <w:tc>
           <w:tcPr>
-            <w:tcW w:type="dxa" w:w="2448"/>
+            <w:tcW w:type="dxa" w:w="7632"/>
             <w:vAlign w:val="center"/>
             <w:tcMar>
               <w:top w:w="100" w:type="dxa"/>
@@ -395,41 +297,7 @@
           </w:tcPr>
           <w:p>
             <w:r>
-              <w:t>Wave function at the origin;</w:t>
-            </w:r>
-          </w:p>
-        </w:tc>
-        <w:tc>
-          <w:tcPr>
-            <w:tcW w:type="dxa" w:w="2448"/>
-            <w:vAlign w:val="center"/>
-            <w:tcMar>
-              <w:top w:w="100" w:type="dxa"/>
-              <w:start w:w="100" w:type="dxa"/>
-              <w:bottom w:w="100" w:type="dxa"/>
-              <w:end w:w="100" w:type="dxa"/>
-            </w:tcMar>
-          </w:tcPr>
-          <w:p>
-            <w:r>
-              <w:t>ψ_ns(0)</w:t>
-            </w:r>
-          </w:p>
-        </w:tc>
-        <w:tc>
-          <w:tcPr>
-            <w:tcW w:type="dxa" w:w="2448"/>
-            <w:vAlign w:val="center"/>
-            <w:tcMar>
-              <w:top w:w="100" w:type="dxa"/>
-              <w:start w:w="100" w:type="dxa"/>
-              <w:bottom w:w="100" w:type="dxa"/>
-              <w:end w:w="100" w:type="dxa"/>
-            </w:tcMar>
-          </w:tcPr>
-          <w:p>
-            <w:r>
-              <w:t>² = (Zαm)³/(πn³)</w:t>
+              <w:t>Wave function at the origin; |ψ_ns(0)|² = (Zαm)³/(πn³)</w:t>
             </w:r>
           </w:p>
         </w:tc>
@@ -437,7 +305,7 @@
       <w:tr>
         <w:tc>
           <w:tcPr>
-            <w:tcW w:type="dxa" w:w="2448"/>
+            <w:tcW w:type="dxa" w:w="2160"/>
             <w:vAlign w:val="center"/>
             <w:shd w:fill="EAF2F8"/>
             <w:tcMar>
@@ -455,7 +323,7 @@
         </w:tc>
         <w:tc>
           <w:tcPr>
-            <w:tcW w:type="dxa" w:w="2448"/>
+            <w:tcW w:type="dxa" w:w="7632"/>
             <w:vAlign w:val="center"/>
             <w:shd w:fill="EAF2F8"/>
             <w:tcMar>
@@ -471,39 +339,11 @@
             </w:r>
           </w:p>
         </w:tc>
-        <w:tc>
-          <w:tcPr>
-            <w:tcW w:type="dxa" w:w="2448"/>
-            <w:vAlign w:val="center"/>
-            <w:shd w:fill="EAF2F8"/>
-            <w:tcMar>
-              <w:top w:w="100" w:type="dxa"/>
-              <w:start w:w="100" w:type="dxa"/>
-              <w:bottom w:w="100" w:type="dxa"/>
-              <w:end w:w="100" w:type="dxa"/>
-            </w:tcMar>
-          </w:tcPr>
-          <w:p/>
-        </w:tc>
-        <w:tc>
-          <w:tcPr>
-            <w:tcW w:type="dxa" w:w="2448"/>
-            <w:vAlign w:val="center"/>
-            <w:shd w:fill="EAF2F8"/>
-            <w:tcMar>
-              <w:top w:w="100" w:type="dxa"/>
-              <w:start w:w="100" w:type="dxa"/>
-              <w:bottom w:w="100" w:type="dxa"/>
-              <w:end w:w="100" w:type="dxa"/>
-            </w:tcMar>
-          </w:tcPr>
-          <w:p/>
-        </w:tc>
       </w:tr>
       <w:tr>
         <w:tc>
           <w:tcPr>
-            <w:tcW w:type="dxa" w:w="2448"/>
+            <w:tcW w:type="dxa" w:w="2160"/>
             <w:vAlign w:val="center"/>
             <w:tcMar>
               <w:top w:w="100" w:type="dxa"/>
@@ -520,7 +360,7 @@
         </w:tc>
         <w:tc>
           <w:tcPr>
-            <w:tcW w:type="dxa" w:w="2448"/>
+            <w:tcW w:type="dxa" w:w="7632"/>
             <w:vAlign w:val="center"/>
             <w:tcMar>
               <w:top w:w="100" w:type="dxa"/>
@@ -535,37 +375,11 @@
             </w:r>
           </w:p>
         </w:tc>
-        <w:tc>
-          <w:tcPr>
-            <w:tcW w:type="dxa" w:w="2448"/>
-            <w:vAlign w:val="center"/>
-            <w:tcMar>
-              <w:top w:w="100" w:type="dxa"/>
-              <w:start w:w="100" w:type="dxa"/>
-              <w:bottom w:w="100" w:type="dxa"/>
-              <w:end w:w="100" w:type="dxa"/>
-            </w:tcMar>
-          </w:tcPr>
-          <w:p/>
-        </w:tc>
-        <w:tc>
-          <w:tcPr>
-            <w:tcW w:type="dxa" w:w="2448"/>
-            <w:vAlign w:val="center"/>
-            <w:tcMar>
-              <w:top w:w="100" w:type="dxa"/>
-              <w:start w:w="100" w:type="dxa"/>
-              <w:bottom w:w="100" w:type="dxa"/>
-              <w:end w:w="100" w:type="dxa"/>
-            </w:tcMar>
-          </w:tcPr>
-          <w:p/>
-        </w:tc>
       </w:tr>
       <w:tr>
         <w:tc>
           <w:tcPr>
-            <w:tcW w:type="dxa" w:w="2448"/>
+            <w:tcW w:type="dxa" w:w="2160"/>
             <w:vAlign w:val="center"/>
             <w:shd w:fill="EAF2F8"/>
             <w:tcMar>
@@ -583,7 +397,7 @@
         </w:tc>
         <w:tc>
           <w:tcPr>
-            <w:tcW w:type="dxa" w:w="2448"/>
+            <w:tcW w:type="dxa" w:w="7632"/>
             <w:vAlign w:val="center"/>
             <w:shd w:fill="EAF2F8"/>
             <w:tcMar>
@@ -599,39 +413,11 @@
             </w:r>
           </w:p>
         </w:tc>
-        <w:tc>
-          <w:tcPr>
-            <w:tcW w:type="dxa" w:w="2448"/>
-            <w:vAlign w:val="center"/>
-            <w:shd w:fill="EAF2F8"/>
-            <w:tcMar>
-              <w:top w:w="100" w:type="dxa"/>
-              <w:start w:w="100" w:type="dxa"/>
-              <w:bottom w:w="100" w:type="dxa"/>
-              <w:end w:w="100" w:type="dxa"/>
-            </w:tcMar>
-          </w:tcPr>
-          <w:p/>
-        </w:tc>
-        <w:tc>
-          <w:tcPr>
-            <w:tcW w:type="dxa" w:w="2448"/>
-            <w:vAlign w:val="center"/>
-            <w:shd w:fill="EAF2F8"/>
-            <w:tcMar>
-              <w:top w:w="100" w:type="dxa"/>
-              <w:start w:w="100" w:type="dxa"/>
-              <w:bottom w:w="100" w:type="dxa"/>
-              <w:end w:w="100" w:type="dxa"/>
-            </w:tcMar>
-          </w:tcPr>
-          <w:p/>
-        </w:tc>
       </w:tr>
       <w:tr>
         <w:tc>
           <w:tcPr>
-            <w:tcW w:type="dxa" w:w="2448"/>
+            <w:tcW w:type="dxa" w:w="2160"/>
             <w:vAlign w:val="center"/>
             <w:tcMar>
               <w:top w:w="100" w:type="dxa"/>
@@ -648,7 +434,7 @@
         </w:tc>
         <w:tc>
           <w:tcPr>
-            <w:tcW w:type="dxa" w:w="2448"/>
+            <w:tcW w:type="dxa" w:w="7632"/>
             <w:vAlign w:val="center"/>
             <w:tcMar>
               <w:top w:w="100" w:type="dxa"/>
@@ -662,32 +448,6 @@
               <w:t>2.41799×10⁸ MHz</w:t>
             </w:r>
           </w:p>
-        </w:tc>
-        <w:tc>
-          <w:tcPr>
-            <w:tcW w:type="dxa" w:w="2448"/>
-            <w:vAlign w:val="center"/>
-            <w:tcMar>
-              <w:top w:w="100" w:type="dxa"/>
-              <w:start w:w="100" w:type="dxa"/>
-              <w:bottom w:w="100" w:type="dxa"/>
-              <w:end w:w="100" w:type="dxa"/>
-            </w:tcMar>
-          </w:tcPr>
-          <w:p/>
-        </w:tc>
-        <w:tc>
-          <w:tcPr>
-            <w:tcW w:type="dxa" w:w="2448"/>
-            <w:vAlign w:val="center"/>
-            <w:tcMar>
-              <w:top w:w="100" w:type="dxa"/>
-              <w:start w:w="100" w:type="dxa"/>
-              <w:bottom w:w="100" w:type="dxa"/>
-              <w:end w:w="100" w:type="dxa"/>
-            </w:tcMar>
-          </w:tcPr>
-          <w:p/>
         </w:tc>
       </w:tr>
     </w:tbl>
@@ -2585,15 +2345,13 @@
         <w:tblLook w:firstColumn="1" w:firstRow="1" w:lastColumn="0" w:lastRow="0" w:noHBand="0" w:noVBand="1" w:val="04A0"/>
       </w:tblPr>
       <w:tblGrid>
-        <w:gridCol w:w="2448"/>
-        <w:gridCol w:w="2448"/>
-        <w:gridCol w:w="2448"/>
-        <w:gridCol w:w="2448"/>
+        <w:gridCol w:w="720"/>
+        <w:gridCol w:w="9072"/>
       </w:tblGrid>
       <w:tr>
         <w:tc>
           <w:tcPr>
-            <w:tcW w:type="dxa" w:w="2448"/>
+            <w:tcW w:type="dxa" w:w="720"/>
             <w:shd w:fill="1F4E78"/>
             <w:vAlign w:val="center"/>
             <w:tcMar>
@@ -2615,7 +2373,7 @@
         </w:tc>
         <w:tc>
           <w:tcPr>
-            <w:tcW w:type="dxa" w:w="2448"/>
+            <w:tcW w:type="dxa" w:w="9072"/>
             <w:shd w:fill="1F4E78"/>
             <w:vAlign w:val="center"/>
             <w:tcMar>
@@ -2635,53 +2393,11 @@
             </w:r>
           </w:p>
         </w:tc>
-        <w:tc>
-          <w:tcPr>
-            <w:tcW w:type="dxa" w:w="2448"/>
-            <w:shd w:fill="1F4E78"/>
-            <w:vAlign w:val="center"/>
-            <w:tcMar>
-              <w:top w:w="100" w:type="dxa"/>
-              <w:start w:w="100" w:type="dxa"/>
-              <w:bottom w:w="100" w:type="dxa"/>
-              <w:end w:w="100" w:type="dxa"/>
-            </w:tcMar>
-          </w:tcPr>
-          <w:p>
-            <w:r>
-              <w:rPr>
-                <w:b/>
-                <w:color w:val="FFFFFF"/>
-              </w:rPr>
-            </w:r>
-          </w:p>
-        </w:tc>
-        <w:tc>
-          <w:tcPr>
-            <w:tcW w:type="dxa" w:w="2448"/>
-            <w:shd w:fill="1F4E78"/>
-            <w:vAlign w:val="center"/>
-            <w:tcMar>
-              <w:top w:w="100" w:type="dxa"/>
-              <w:start w:w="100" w:type="dxa"/>
-              <w:bottom w:w="100" w:type="dxa"/>
-              <w:end w:w="100" w:type="dxa"/>
-            </w:tcMar>
-          </w:tcPr>
-          <w:p>
-            <w:r>
-              <w:rPr>
-                <w:b/>
-                <w:color w:val="FFFFFF"/>
-              </w:rPr>
-            </w:r>
-          </w:p>
-        </w:tc>
       </w:tr>
       <w:tr>
         <w:tc>
           <w:tcPr>
-            <w:tcW w:type="dxa" w:w="2448"/>
+            <w:tcW w:type="dxa" w:w="720"/>
             <w:vAlign w:val="center"/>
             <w:tcMar>
               <w:top w:w="100" w:type="dxa"/>
@@ -2698,7 +2414,7 @@
         </w:tc>
         <w:tc>
           <w:tcPr>
-            <w:tcW w:type="dxa" w:w="2448"/>
+            <w:tcW w:type="dxa" w:w="9072"/>
             <w:vAlign w:val="center"/>
             <w:tcMar>
               <w:top w:w="100" w:type="dxa"/>
@@ -2713,37 +2429,11 @@
             </w:r>
           </w:p>
         </w:tc>
-        <w:tc>
-          <w:tcPr>
-            <w:tcW w:type="dxa" w:w="2448"/>
-            <w:vAlign w:val="center"/>
-            <w:tcMar>
-              <w:top w:w="100" w:type="dxa"/>
-              <w:start w:w="100" w:type="dxa"/>
-              <w:bottom w:w="100" w:type="dxa"/>
-              <w:end w:w="100" w:type="dxa"/>
-            </w:tcMar>
-          </w:tcPr>
-          <w:p/>
-        </w:tc>
-        <w:tc>
-          <w:tcPr>
-            <w:tcW w:type="dxa" w:w="2448"/>
-            <w:vAlign w:val="center"/>
-            <w:tcMar>
-              <w:top w:w="100" w:type="dxa"/>
-              <w:start w:w="100" w:type="dxa"/>
-              <w:bottom w:w="100" w:type="dxa"/>
-              <w:end w:w="100" w:type="dxa"/>
-            </w:tcMar>
-          </w:tcPr>
-          <w:p/>
-        </w:tc>
       </w:tr>
       <w:tr>
         <w:tc>
           <w:tcPr>
-            <w:tcW w:type="dxa" w:w="2448"/>
+            <w:tcW w:type="dxa" w:w="720"/>
             <w:vAlign w:val="center"/>
             <w:shd w:fill="EAF2F8"/>
             <w:tcMar>
@@ -2761,7 +2451,7 @@
         </w:tc>
         <w:tc>
           <w:tcPr>
-            <w:tcW w:type="dxa" w:w="2448"/>
+            <w:tcW w:type="dxa" w:w="9072"/>
             <w:vAlign w:val="center"/>
             <w:shd w:fill="EAF2F8"/>
             <w:tcMar>
@@ -2777,39 +2467,11 @@
             </w:r>
           </w:p>
         </w:tc>
-        <w:tc>
-          <w:tcPr>
-            <w:tcW w:type="dxa" w:w="2448"/>
-            <w:vAlign w:val="center"/>
-            <w:shd w:fill="EAF2F8"/>
-            <w:tcMar>
-              <w:top w:w="100" w:type="dxa"/>
-              <w:start w:w="100" w:type="dxa"/>
-              <w:bottom w:w="100" w:type="dxa"/>
-              <w:end w:w="100" w:type="dxa"/>
-            </w:tcMar>
-          </w:tcPr>
-          <w:p/>
-        </w:tc>
-        <w:tc>
-          <w:tcPr>
-            <w:tcW w:type="dxa" w:w="2448"/>
-            <w:vAlign w:val="center"/>
-            <w:shd w:fill="EAF2F8"/>
-            <w:tcMar>
-              <w:top w:w="100" w:type="dxa"/>
-              <w:start w:w="100" w:type="dxa"/>
-              <w:bottom w:w="100" w:type="dxa"/>
-              <w:end w:w="100" w:type="dxa"/>
-            </w:tcMar>
-          </w:tcPr>
-          <w:p/>
-        </w:tc>
       </w:tr>
       <w:tr>
         <w:tc>
           <w:tcPr>
-            <w:tcW w:type="dxa" w:w="2448"/>
+            <w:tcW w:type="dxa" w:w="720"/>
             <w:vAlign w:val="center"/>
             <w:tcMar>
               <w:top w:w="100" w:type="dxa"/>
@@ -2826,7 +2488,7 @@
         </w:tc>
         <w:tc>
           <w:tcPr>
-            <w:tcW w:type="dxa" w:w="2448"/>
+            <w:tcW w:type="dxa" w:w="9072"/>
             <w:vAlign w:val="center"/>
             <w:tcMar>
               <w:top w:w="100" w:type="dxa"/>
@@ -2841,37 +2503,11 @@
             </w:r>
           </w:p>
         </w:tc>
-        <w:tc>
-          <w:tcPr>
-            <w:tcW w:type="dxa" w:w="2448"/>
-            <w:vAlign w:val="center"/>
-            <w:tcMar>
-              <w:top w:w="100" w:type="dxa"/>
-              <w:start w:w="100" w:type="dxa"/>
-              <w:bottom w:w="100" w:type="dxa"/>
-              <w:end w:w="100" w:type="dxa"/>
-            </w:tcMar>
-          </w:tcPr>
-          <w:p/>
-        </w:tc>
-        <w:tc>
-          <w:tcPr>
-            <w:tcW w:type="dxa" w:w="2448"/>
-            <w:vAlign w:val="center"/>
-            <w:tcMar>
-              <w:top w:w="100" w:type="dxa"/>
-              <w:start w:w="100" w:type="dxa"/>
-              <w:bottom w:w="100" w:type="dxa"/>
-              <w:end w:w="100" w:type="dxa"/>
-            </w:tcMar>
-          </w:tcPr>
-          <w:p/>
-        </w:tc>
       </w:tr>
       <w:tr>
         <w:tc>
           <w:tcPr>
-            <w:tcW w:type="dxa" w:w="2448"/>
+            <w:tcW w:type="dxa" w:w="720"/>
             <w:vAlign w:val="center"/>
             <w:shd w:fill="EAF2F8"/>
             <w:tcMar>
@@ -2889,7 +2525,7 @@
         </w:tc>
         <w:tc>
           <w:tcPr>
-            <w:tcW w:type="dxa" w:w="2448"/>
+            <w:tcW w:type="dxa" w:w="9072"/>
             <w:vAlign w:val="center"/>
             <w:shd w:fill="EAF2F8"/>
             <w:tcMar>
@@ -2905,39 +2541,11 @@
             </w:r>
           </w:p>
         </w:tc>
-        <w:tc>
-          <w:tcPr>
-            <w:tcW w:type="dxa" w:w="2448"/>
-            <w:vAlign w:val="center"/>
-            <w:shd w:fill="EAF2F8"/>
-            <w:tcMar>
-              <w:top w:w="100" w:type="dxa"/>
-              <w:start w:w="100" w:type="dxa"/>
-              <w:bottom w:w="100" w:type="dxa"/>
-              <w:end w:w="100" w:type="dxa"/>
-            </w:tcMar>
-          </w:tcPr>
-          <w:p/>
-        </w:tc>
-        <w:tc>
-          <w:tcPr>
-            <w:tcW w:type="dxa" w:w="2448"/>
-            <w:vAlign w:val="center"/>
-            <w:shd w:fill="EAF2F8"/>
-            <w:tcMar>
-              <w:top w:w="100" w:type="dxa"/>
-              <w:start w:w="100" w:type="dxa"/>
-              <w:bottom w:w="100" w:type="dxa"/>
-              <w:end w:w="100" w:type="dxa"/>
-            </w:tcMar>
-          </w:tcPr>
-          <w:p/>
-        </w:tc>
       </w:tr>
       <w:tr>
         <w:tc>
           <w:tcPr>
-            <w:tcW w:type="dxa" w:w="2448"/>
+            <w:tcW w:type="dxa" w:w="720"/>
             <w:vAlign w:val="center"/>
             <w:tcMar>
               <w:top w:w="100" w:type="dxa"/>
@@ -2954,7 +2562,7 @@
         </w:tc>
         <w:tc>
           <w:tcPr>
-            <w:tcW w:type="dxa" w:w="2448"/>
+            <w:tcW w:type="dxa" w:w="9072"/>
             <w:vAlign w:val="center"/>
             <w:tcMar>
               <w:top w:w="100" w:type="dxa"/>
@@ -2969,37 +2577,11 @@
             </w:r>
           </w:p>
         </w:tc>
-        <w:tc>
-          <w:tcPr>
-            <w:tcW w:type="dxa" w:w="2448"/>
-            <w:vAlign w:val="center"/>
-            <w:tcMar>
-              <w:top w:w="100" w:type="dxa"/>
-              <w:start w:w="100" w:type="dxa"/>
-              <w:bottom w:w="100" w:type="dxa"/>
-              <w:end w:w="100" w:type="dxa"/>
-            </w:tcMar>
-          </w:tcPr>
-          <w:p/>
-        </w:tc>
-        <w:tc>
-          <w:tcPr>
-            <w:tcW w:type="dxa" w:w="2448"/>
-            <w:vAlign w:val="center"/>
-            <w:tcMar>
-              <w:top w:w="100" w:type="dxa"/>
-              <w:start w:w="100" w:type="dxa"/>
-              <w:bottom w:w="100" w:type="dxa"/>
-              <w:end w:w="100" w:type="dxa"/>
-            </w:tcMar>
-          </w:tcPr>
-          <w:p/>
-        </w:tc>
       </w:tr>
       <w:tr>
         <w:tc>
           <w:tcPr>
-            <w:tcW w:type="dxa" w:w="2448"/>
+            <w:tcW w:type="dxa" w:w="720"/>
             <w:vAlign w:val="center"/>
             <w:shd w:fill="EAF2F8"/>
             <w:tcMar>
@@ -3017,7 +2599,7 @@
         </w:tc>
         <w:tc>
           <w:tcPr>
-            <w:tcW w:type="dxa" w:w="2448"/>
+            <w:tcW w:type="dxa" w:w="9072"/>
             <w:vAlign w:val="center"/>
             <w:shd w:fill="EAF2F8"/>
             <w:tcMar>
@@ -3033,39 +2615,11 @@
             </w:r>
           </w:p>
         </w:tc>
-        <w:tc>
-          <w:tcPr>
-            <w:tcW w:type="dxa" w:w="2448"/>
-            <w:vAlign w:val="center"/>
-            <w:shd w:fill="EAF2F8"/>
-            <w:tcMar>
-              <w:top w:w="100" w:type="dxa"/>
-              <w:start w:w="100" w:type="dxa"/>
-              <w:bottom w:w="100" w:type="dxa"/>
-              <w:end w:w="100" w:type="dxa"/>
-            </w:tcMar>
-          </w:tcPr>
-          <w:p/>
-        </w:tc>
-        <w:tc>
-          <w:tcPr>
-            <w:tcW w:type="dxa" w:w="2448"/>
-            <w:vAlign w:val="center"/>
-            <w:shd w:fill="EAF2F8"/>
-            <w:tcMar>
-              <w:top w:w="100" w:type="dxa"/>
-              <w:start w:w="100" w:type="dxa"/>
-              <w:bottom w:w="100" w:type="dxa"/>
-              <w:end w:w="100" w:type="dxa"/>
-            </w:tcMar>
-          </w:tcPr>
-          <w:p/>
-        </w:tc>
       </w:tr>
       <w:tr>
         <w:tc>
           <w:tcPr>
-            <w:tcW w:type="dxa" w:w="2448"/>
+            <w:tcW w:type="dxa" w:w="720"/>
             <w:vAlign w:val="center"/>
             <w:tcMar>
               <w:top w:w="100" w:type="dxa"/>
@@ -3082,7 +2636,7 @@
         </w:tc>
         <w:tc>
           <w:tcPr>
-            <w:tcW w:type="dxa" w:w="2448"/>
+            <w:tcW w:type="dxa" w:w="9072"/>
             <w:vAlign w:val="center"/>
             <w:tcMar>
               <w:top w:w="100" w:type="dxa"/>
@@ -3093,41 +2647,7 @@
           </w:tcPr>
           <w:p>
             <w:r>
-              <w:t>Show that ∇²(1/r) = −4πδ³(r), and hence ⟨∇²V⟩ = 4πZα</w:t>
-            </w:r>
-          </w:p>
-        </w:tc>
-        <w:tc>
-          <w:tcPr>
-            <w:tcW w:type="dxa" w:w="2448"/>
-            <w:vAlign w:val="center"/>
-            <w:tcMar>
-              <w:top w:w="100" w:type="dxa"/>
-              <w:start w:w="100" w:type="dxa"/>
-              <w:bottom w:w="100" w:type="dxa"/>
-              <w:end w:w="100" w:type="dxa"/>
-            </w:tcMar>
-          </w:tcPr>
-          <w:p>
-            <w:r>
-              <w:t>ψ(0)</w:t>
-            </w:r>
-          </w:p>
-        </w:tc>
-        <w:tc>
-          <w:tcPr>
-            <w:tcW w:type="dxa" w:w="2448"/>
-            <w:vAlign w:val="center"/>
-            <w:tcMar>
-              <w:top w:w="100" w:type="dxa"/>
-              <w:start w:w="100" w:type="dxa"/>
-              <w:bottom w:w="100" w:type="dxa"/>
-              <w:end w:w="100" w:type="dxa"/>
-            </w:tcMar>
-          </w:tcPr>
-          <w:p>
-            <w:r>
-              <w:t>² for V = −Zα/r.</w:t>
+              <w:t>Show that ∇²(1/r) = −4πδ³(r), and hence ⟨∇²V⟩ = 4πZα|ψ(0)|² for V = −Zα/r.</w:t>
             </w:r>
           </w:p>
         </w:tc>
@@ -3135,7 +2655,7 @@
       <w:tr>
         <w:tc>
           <w:tcPr>
-            <w:tcW w:type="dxa" w:w="2448"/>
+            <w:tcW w:type="dxa" w:w="720"/>
             <w:vAlign w:val="center"/>
             <w:shd w:fill="EAF2F8"/>
             <w:tcMar>
@@ -3153,7 +2673,7 @@
         </w:tc>
         <w:tc>
           <w:tcPr>
-            <w:tcW w:type="dxa" w:w="2448"/>
+            <w:tcW w:type="dxa" w:w="9072"/>
             <w:vAlign w:val="center"/>
             <w:shd w:fill="EAF2F8"/>
             <w:tcMar>
@@ -3165,43 +2685,7 @@
           </w:tcPr>
           <w:p>
             <w:r>
-              <w:t>Using</w:t>
-            </w:r>
-          </w:p>
-        </w:tc>
-        <w:tc>
-          <w:tcPr>
-            <w:tcW w:type="dxa" w:w="2448"/>
-            <w:vAlign w:val="center"/>
-            <w:shd w:fill="EAF2F8"/>
-            <w:tcMar>
-              <w:top w:w="100" w:type="dxa"/>
-              <w:start w:w="100" w:type="dxa"/>
-              <w:bottom w:w="100" w:type="dxa"/>
-              <w:end w:w="100" w:type="dxa"/>
-            </w:tcMar>
-          </w:tcPr>
-          <w:p>
-            <w:r>
-              <w:t>ψ_2s(0)</w:t>
-            </w:r>
-          </w:p>
-        </w:tc>
-        <w:tc>
-          <w:tcPr>
-            <w:tcW w:type="dxa" w:w="2448"/>
-            <w:vAlign w:val="center"/>
-            <w:shd w:fill="EAF2F8"/>
-            <w:tcMar>
-              <w:top w:w="100" w:type="dxa"/>
-              <w:start w:w="100" w:type="dxa"/>
-              <w:bottom w:w="100" w:type="dxa"/>
-              <w:end w:w="100" w:type="dxa"/>
-            </w:tcMar>
-          </w:tcPr>
-          <w:p>
-            <w:r>
-              <w:t>² = (αm)³/(8π), evaluate the prefactor α⁵m/(6π) in MHz.</w:t>
+              <w:t>Using |ψ_2s(0)|² = (αm)³/(8π), evaluate the prefactor α⁵m/(6π) in MHz.</w:t>
             </w:r>
           </w:p>
         </w:tc>
@@ -3209,7 +2693,7 @@
       <w:tr>
         <w:tc>
           <w:tcPr>
-            <w:tcW w:type="dxa" w:w="2448"/>
+            <w:tcW w:type="dxa" w:w="720"/>
             <w:vAlign w:val="center"/>
             <w:tcMar>
               <w:top w:w="100" w:type="dxa"/>
@@ -3226,7 +2710,7 @@
         </w:tc>
         <w:tc>
           <w:tcPr>
-            <w:tcW w:type="dxa" w:w="2448"/>
+            <w:tcW w:type="dxa" w:w="9072"/>
             <w:vAlign w:val="center"/>
             <w:tcMar>
               <w:top w:w="100" w:type="dxa"/>
@@ -3241,37 +2725,11 @@
             </w:r>
           </w:p>
         </w:tc>
-        <w:tc>
-          <w:tcPr>
-            <w:tcW w:type="dxa" w:w="2448"/>
-            <w:vAlign w:val="center"/>
-            <w:tcMar>
-              <w:top w:w="100" w:type="dxa"/>
-              <w:start w:w="100" w:type="dxa"/>
-              <w:bottom w:w="100" w:type="dxa"/>
-              <w:end w:w="100" w:type="dxa"/>
-            </w:tcMar>
-          </w:tcPr>
-          <w:p/>
-        </w:tc>
-        <w:tc>
-          <w:tcPr>
-            <w:tcW w:type="dxa" w:w="2448"/>
-            <w:vAlign w:val="center"/>
-            <w:tcMar>
-              <w:top w:w="100" w:type="dxa"/>
-              <w:start w:w="100" w:type="dxa"/>
-              <w:bottom w:w="100" w:type="dxa"/>
-              <w:end w:w="100" w:type="dxa"/>
-            </w:tcMar>
-          </w:tcPr>
-          <w:p/>
-        </w:tc>
       </w:tr>
       <w:tr>
         <w:tc>
           <w:tcPr>
-            <w:tcW w:type="dxa" w:w="2448"/>
+            <w:tcW w:type="dxa" w:w="720"/>
             <w:vAlign w:val="center"/>
             <w:shd w:fill="EAF2F8"/>
             <w:tcMar>
@@ -3289,7 +2747,7 @@
         </w:tc>
         <w:tc>
           <w:tcPr>
-            <w:tcW w:type="dxa" w:w="2448"/>
+            <w:tcW w:type="dxa" w:w="9072"/>
             <w:vAlign w:val="center"/>
             <w:shd w:fill="EAF2F8"/>
             <w:tcMar>
@@ -3305,39 +2763,11 @@
             </w:r>
           </w:p>
         </w:tc>
-        <w:tc>
-          <w:tcPr>
-            <w:tcW w:type="dxa" w:w="2448"/>
-            <w:vAlign w:val="center"/>
-            <w:shd w:fill="EAF2F8"/>
-            <w:tcMar>
-              <w:top w:w="100" w:type="dxa"/>
-              <w:start w:w="100" w:type="dxa"/>
-              <w:bottom w:w="100" w:type="dxa"/>
-              <w:end w:w="100" w:type="dxa"/>
-            </w:tcMar>
-          </w:tcPr>
-          <w:p/>
-        </w:tc>
-        <w:tc>
-          <w:tcPr>
-            <w:tcW w:type="dxa" w:w="2448"/>
-            <w:vAlign w:val="center"/>
-            <w:shd w:fill="EAF2F8"/>
-            <w:tcMar>
-              <w:top w:w="100" w:type="dxa"/>
-              <w:start w:w="100" w:type="dxa"/>
-              <w:bottom w:w="100" w:type="dxa"/>
-              <w:end w:w="100" w:type="dxa"/>
-            </w:tcMar>
-          </w:tcPr>
-          <w:p/>
-        </w:tc>
       </w:tr>
       <w:tr>
         <w:tc>
           <w:tcPr>
-            <w:tcW w:type="dxa" w:w="2448"/>
+            <w:tcW w:type="dxa" w:w="720"/>
             <w:vAlign w:val="center"/>
             <w:tcMar>
               <w:top w:w="100" w:type="dxa"/>
@@ -3354,7 +2784,7 @@
         </w:tc>
         <w:tc>
           <w:tcPr>
-            <w:tcW w:type="dxa" w:w="2448"/>
+            <w:tcW w:type="dxa" w:w="9072"/>
             <w:vAlign w:val="center"/>
             <w:tcMar>
               <w:top w:w="100" w:type="dxa"/>
@@ -3369,37 +2799,11 @@
             </w:r>
           </w:p>
         </w:tc>
-        <w:tc>
-          <w:tcPr>
-            <w:tcW w:type="dxa" w:w="2448"/>
-            <w:vAlign w:val="center"/>
-            <w:tcMar>
-              <w:top w:w="100" w:type="dxa"/>
-              <w:start w:w="100" w:type="dxa"/>
-              <w:bottom w:w="100" w:type="dxa"/>
-              <w:end w:w="100" w:type="dxa"/>
-            </w:tcMar>
-          </w:tcPr>
-          <w:p/>
-        </w:tc>
-        <w:tc>
-          <w:tcPr>
-            <w:tcW w:type="dxa" w:w="2448"/>
-            <w:vAlign w:val="center"/>
-            <w:tcMar>
-              <w:top w:w="100" w:type="dxa"/>
-              <w:start w:w="100" w:type="dxa"/>
-              <w:bottom w:w="100" w:type="dxa"/>
-              <w:end w:w="100" w:type="dxa"/>
-            </w:tcMar>
-          </w:tcPr>
-          <w:p/>
-        </w:tc>
       </w:tr>
       <w:tr>
         <w:tc>
           <w:tcPr>
-            <w:tcW w:type="dxa" w:w="2448"/>
+            <w:tcW w:type="dxa" w:w="720"/>
             <w:vAlign w:val="center"/>
             <w:shd w:fill="EAF2F8"/>
             <w:tcMar>
@@ -3417,7 +2821,7 @@
         </w:tc>
         <w:tc>
           <w:tcPr>
-            <w:tcW w:type="dxa" w:w="2448"/>
+            <w:tcW w:type="dxa" w:w="9072"/>
             <w:vAlign w:val="center"/>
             <w:shd w:fill="EAF2F8"/>
             <w:tcMar>
@@ -3429,43 +2833,7 @@
           </w:tcPr>
           <w:p>
             <w:r>
-              <w:t>Explain why the finite-size effect is much larger in muonic hydrogen, using</w:t>
-            </w:r>
-          </w:p>
-        </w:tc>
-        <w:tc>
-          <w:tcPr>
-            <w:tcW w:type="dxa" w:w="2448"/>
-            <w:vAlign w:val="center"/>
-            <w:shd w:fill="EAF2F8"/>
-            <w:tcMar>
-              <w:top w:w="100" w:type="dxa"/>
-              <w:start w:w="100" w:type="dxa"/>
-              <w:bottom w:w="100" w:type="dxa"/>
-              <w:end w:w="100" w:type="dxa"/>
-            </w:tcMar>
-          </w:tcPr>
-          <w:p>
-            <w:r>
-              <w:t>ψ(0)</w:t>
-            </w:r>
-          </w:p>
-        </w:tc>
-        <w:tc>
-          <w:tcPr>
-            <w:tcW w:type="dxa" w:w="2448"/>
-            <w:vAlign w:val="center"/>
-            <w:shd w:fill="EAF2F8"/>
-            <w:tcMar>
-              <w:top w:w="100" w:type="dxa"/>
-              <w:start w:w="100" w:type="dxa"/>
-              <w:bottom w:w="100" w:type="dxa"/>
-              <w:end w:w="100" w:type="dxa"/>
-            </w:tcMar>
-          </w:tcPr>
-          <w:p>
-            <w:r>
-              <w:t>² ∝ m_reduced³.</w:t>
+              <w:t>Explain why the finite-size effect is much larger in muonic hydrogen, using |ψ(0)|² ∝ m_reduced³.</w:t>
             </w:r>
           </w:p>
         </w:tc>
@@ -3473,7 +2841,7 @@
       <w:tr>
         <w:tc>
           <w:tcPr>
-            <w:tcW w:type="dxa" w:w="2448"/>
+            <w:tcW w:type="dxa" w:w="720"/>
             <w:vAlign w:val="center"/>
             <w:tcMar>
               <w:top w:w="100" w:type="dxa"/>
@@ -3490,7 +2858,7 @@
         </w:tc>
         <w:tc>
           <w:tcPr>
-            <w:tcW w:type="dxa" w:w="2448"/>
+            <w:tcW w:type="dxa" w:w="9072"/>
             <w:vAlign w:val="center"/>
             <w:tcMar>
               <w:top w:w="100" w:type="dxa"/>
@@ -3504,32 +2872,6 @@
               <w:t>Challenge: why does Welton's argument, using only the electric field, not shift p-states, while the full result does shift 2p₁/₂ slightly? Which piece of Section 5.1 is responsible?</w:t>
             </w:r>
           </w:p>
-        </w:tc>
-        <w:tc>
-          <w:tcPr>
-            <w:tcW w:type="dxa" w:w="2448"/>
-            <w:vAlign w:val="center"/>
-            <w:tcMar>
-              <w:top w:w="100" w:type="dxa"/>
-              <w:start w:w="100" w:type="dxa"/>
-              <w:bottom w:w="100" w:type="dxa"/>
-              <w:end w:w="100" w:type="dxa"/>
-            </w:tcMar>
-          </w:tcPr>
-          <w:p/>
-        </w:tc>
-        <w:tc>
-          <w:tcPr>
-            <w:tcW w:type="dxa" w:w="2448"/>
-            <w:vAlign w:val="center"/>
-            <w:tcMar>
-              <w:top w:w="100" w:type="dxa"/>
-              <w:start w:w="100" w:type="dxa"/>
-              <w:bottom w:w="100" w:type="dxa"/>
-              <w:end w:w="100" w:type="dxa"/>
-            </w:tcMar>
-          </w:tcPr>
-          <w:p/>
         </w:tc>
       </w:tr>
     </w:tbl>
